--- a/docs/resumen-tecnico.docx
+++ b/docs/resumen-tecnico.docx
@@ -1856,6 +1856,496 @@
       </w:r>
       <w:r>
         <w:t xml:space="preserve">. Si el modelo rechaza el pedido, se corta por longitud o no se puede parsear, es un error explícito: ese dominio queda sin análisis esa semana en vez de escribir un resumen a medias.</w:t>
+      </w:r>
+    </w:p>
+    <w:p>
+      <w:pPr>
+        <w:pStyle w:val="Heading1"/>
+        <w:spacing w:after="140" w:before="300"/>
+      </w:pPr>
+      <w:r>
+        <w:t xml:space="preserve">Cómo está armado el prompt</w:t>
+      </w:r>
+    </w:p>
+    <w:tbl>
+      <w:tblPr>
+        <w:tblW w:type="dxa" w:w="9360"/>
+        <w:tblBorders>
+          <w:top w:val="single" w:color="auto" w:sz="4"/>
+          <w:left w:val="single" w:color="auto" w:sz="4"/>
+          <w:bottom w:val="single" w:color="auto" w:sz="4"/>
+          <w:right w:val="single" w:color="auto" w:sz="4"/>
+          <w:insideH w:val="single" w:color="auto" w:sz="4"/>
+          <w:insideV w:val="single" w:color="auto" w:sz="4"/>
+        </w:tblBorders>
+      </w:tblPr>
+      <w:tblGrid>
+        <w:gridCol w:w="1073"/>
+        <w:gridCol w:w="7273"/>
+        <w:gridCol w:w="1014"/>
+      </w:tblGrid>
+      <w:tr>
+        <w:trPr>
+          <w:tblHeader/>
+        </w:trPr>
+        <w:tc>
+          <w:tcPr>
+            <w:tcW w:type="dxa" w:w="1073"/>
+            <w:shd w:fill="E8EDF3" w:val="clear"/>
+            <w:tcMar>
+              <w:top w:type="dxa" w:w="60"/>
+              <w:left w:type="dxa" w:w="110"/>
+              <w:bottom w:type="dxa" w:w="60"/>
+              <w:right w:type="dxa" w:w="110"/>
+            </w:tcMar>
+          </w:tcPr>
+          <w:p>
+            <w:pPr>
+              <w:spacing w:after="0" w:before="0"/>
+            </w:pPr>
+            <w:r>
+              <w:rPr>
+                <w:b/>
+                <w:bCs/>
+                <w:sz w:val="19"/>
+                <w:szCs w:val="19"/>
+              </w:rPr>
+              <w:t xml:space="preserve">Pieza</w:t>
+            </w:r>
+          </w:p>
+        </w:tc>
+        <w:tc>
+          <w:tcPr>
+            <w:tcW w:type="dxa" w:w="7273"/>
+            <w:shd w:fill="E8EDF3" w:val="clear"/>
+            <w:tcMar>
+              <w:top w:type="dxa" w:w="60"/>
+              <w:left w:type="dxa" w:w="110"/>
+              <w:bottom w:type="dxa" w:w="60"/>
+              <w:right w:type="dxa" w:w="110"/>
+            </w:tcMar>
+          </w:tcPr>
+          <w:p>
+            <w:pPr>
+              <w:spacing w:after="0" w:before="0"/>
+            </w:pPr>
+            <w:r>
+              <w:rPr>
+                <w:b/>
+                <w:bCs/>
+                <w:sz w:val="19"/>
+                <w:szCs w:val="19"/>
+              </w:rPr>
+              <w:t xml:space="preserve">Qué lleva</w:t>
+            </w:r>
+          </w:p>
+        </w:tc>
+        <w:tc>
+          <w:tcPr>
+            <w:tcW w:type="dxa" w:w="1014"/>
+            <w:shd w:fill="E8EDF3" w:val="clear"/>
+            <w:tcMar>
+              <w:top w:type="dxa" w:w="60"/>
+              <w:left w:type="dxa" w:w="110"/>
+              <w:bottom w:type="dxa" w:w="60"/>
+              <w:right w:type="dxa" w:w="110"/>
+            </w:tcMar>
+          </w:tcPr>
+          <w:p>
+            <w:pPr>
+              <w:spacing w:after="0" w:before="0"/>
+            </w:pPr>
+            <w:r>
+              <w:rPr>
+                <w:b/>
+                <w:bCs/>
+                <w:sz w:val="19"/>
+                <w:szCs w:val="19"/>
+              </w:rPr>
+              <w:t xml:space="preserve">Cambia cuando</w:t>
+            </w:r>
+          </w:p>
+        </w:tc>
+      </w:tr>
+      <w:tr>
+        <w:tc>
+          <w:tcPr>
+            <w:tcW w:type="dxa" w:w="1073"/>
+            <w:tcMar>
+              <w:top w:type="dxa" w:w="60"/>
+              <w:left w:type="dxa" w:w="110"/>
+              <w:bottom w:type="dxa" w:w="60"/>
+              <w:right w:type="dxa" w:w="110"/>
+            </w:tcMar>
+          </w:tcPr>
+          <w:p>
+            <w:pPr>
+              <w:spacing w:after="0" w:before="0"/>
+            </w:pPr>
+            <w:r>
+              <w:rPr>
+                <w:b/>
+                <w:bCs/>
+                <w:sz w:val="19"/>
+                <w:szCs w:val="19"/>
+              </w:rPr>
+              <w:t xml:space="preserve">System prompt</w:t>
+            </w:r>
+          </w:p>
+        </w:tc>
+        <w:tc>
+          <w:tcPr>
+            <w:tcW w:type="dxa" w:w="7273"/>
+            <w:tcMar>
+              <w:top w:type="dxa" w:w="60"/>
+              <w:left w:type="dxa" w:w="110"/>
+              <w:bottom w:type="dxa" w:w="60"/>
+              <w:right w:type="dxa" w:w="110"/>
+            </w:tcMar>
+          </w:tcPr>
+          <w:p>
+            <w:pPr>
+              <w:spacing w:after="0" w:before="0"/>
+            </w:pPr>
+            <w:r>
+              <w:rPr>
+                <w:sz w:val="19"/>
+                <w:szCs w:val="19"/>
+              </w:rPr>
+              <w:t xml:space="preserve">Rol y audiencia, qué es una foto acumulada, el contrato de las tablas, el </w:t>
+            </w:r>
+            <w:r>
+              <w:rPr>
+                <w:b/>
+                <w:bCs/>
+                <w:sz w:val="19"/>
+                <w:szCs w:val="19"/>
+              </w:rPr>
+              <w:t xml:space="preserve">glosario del dominio</w:t>
+            </w:r>
+            <w:r>
+              <w:rPr>
+                <w:sz w:val="19"/>
+                <w:szCs w:val="19"/>
+              </w:rPr>
+              <w:t xml:space="preserve"> y las reglas de comparación</w:t>
+            </w:r>
+          </w:p>
+        </w:tc>
+        <w:tc>
+          <w:tcPr>
+            <w:tcW w:type="dxa" w:w="1014"/>
+            <w:tcMar>
+              <w:top w:type="dxa" w:w="60"/>
+              <w:left w:type="dxa" w:w="110"/>
+              <w:bottom w:type="dxa" w:w="60"/>
+              <w:right w:type="dxa" w:w="110"/>
+            </w:tcMar>
+          </w:tcPr>
+          <w:p>
+            <w:pPr>
+              <w:spacing w:after="0" w:before="0"/>
+            </w:pPr>
+            <w:r>
+              <w:rPr>
+                <w:sz w:val="19"/>
+                <w:szCs w:val="19"/>
+              </w:rPr>
+              <w:t xml:space="preserve">Cambia el dominio</w:t>
+            </w:r>
+          </w:p>
+        </w:tc>
+      </w:tr>
+      <w:tr>
+        <w:tc>
+          <w:tcPr>
+            <w:tcW w:type="dxa" w:w="1073"/>
+            <w:tcMar>
+              <w:top w:type="dxa" w:w="60"/>
+              <w:left w:type="dxa" w:w="110"/>
+              <w:bottom w:type="dxa" w:w="60"/>
+              <w:right w:type="dxa" w:w="110"/>
+            </w:tcMar>
+          </w:tcPr>
+          <w:p>
+            <w:pPr>
+              <w:spacing w:after="0" w:before="0"/>
+            </w:pPr>
+            <w:r>
+              <w:rPr>
+                <w:b/>
+                <w:bCs/>
+                <w:sz w:val="19"/>
+                <w:szCs w:val="19"/>
+              </w:rPr>
+              <w:t xml:space="preserve">Mensaje de usuario</w:t>
+            </w:r>
+          </w:p>
+        </w:tc>
+        <w:tc>
+          <w:tcPr>
+            <w:tcW w:type="dxa" w:w="7273"/>
+            <w:tcMar>
+              <w:top w:type="dxa" w:w="60"/>
+              <w:left w:type="dxa" w:w="110"/>
+              <w:bottom w:type="dxa" w:w="60"/>
+              <w:right w:type="dxa" w:w="110"/>
+            </w:tcMar>
+          </w:tcPr>
+          <w:p>
+            <w:pPr>
+              <w:spacing w:after="0" w:before="0"/>
+            </w:pPr>
+            <w:r>
+              <w:rPr>
+                <w:sz w:val="19"/>
+                <w:szCs w:val="19"/>
+              </w:rPr>
+              <w:t xml:space="preserve">La semana a analizar, las previas, los avisos de la corrida y las tablas en CSV</w:t>
+            </w:r>
+          </w:p>
+        </w:tc>
+        <w:tc>
+          <w:tcPr>
+            <w:tcW w:type="dxa" w:w="1014"/>
+            <w:tcMar>
+              <w:top w:type="dxa" w:w="60"/>
+              <w:left w:type="dxa" w:w="110"/>
+              <w:bottom w:type="dxa" w:w="60"/>
+              <w:right w:type="dxa" w:w="110"/>
+            </w:tcMar>
+          </w:tcPr>
+          <w:p>
+            <w:pPr>
+              <w:spacing w:after="0" w:before="0"/>
+            </w:pPr>
+            <w:r>
+              <w:rPr>
+                <w:sz w:val="19"/>
+                <w:szCs w:val="19"/>
+              </w:rPr>
+              <w:t xml:space="preserve">Cada semana</w:t>
+            </w:r>
+          </w:p>
+        </w:tc>
+      </w:tr>
+      <w:tr>
+        <w:tc>
+          <w:tcPr>
+            <w:tcW w:type="dxa" w:w="1073"/>
+            <w:tcMar>
+              <w:top w:type="dxa" w:w="60"/>
+              <w:left w:type="dxa" w:w="110"/>
+              <w:bottom w:type="dxa" w:w="60"/>
+              <w:right w:type="dxa" w:w="110"/>
+            </w:tcMar>
+          </w:tcPr>
+          <w:p>
+            <w:pPr>
+              <w:spacing w:after="0" w:before="0"/>
+            </w:pPr>
+            <w:r>
+              <w:rPr>
+                <w:b/>
+                <w:bCs/>
+                <w:sz w:val="19"/>
+                <w:szCs w:val="19"/>
+              </w:rPr>
+              <w:t xml:space="preserve">Esquema Pydantic</w:t>
+            </w:r>
+          </w:p>
+        </w:tc>
+        <w:tc>
+          <w:tcPr>
+            <w:tcW w:type="dxa" w:w="7273"/>
+            <w:tcMar>
+              <w:top w:type="dxa" w:w="60"/>
+              <w:left w:type="dxa" w:w="110"/>
+              <w:bottom w:type="dxa" w:w="60"/>
+              <w:right w:type="dxa" w:w="110"/>
+            </w:tcMar>
+          </w:tcPr>
+          <w:p>
+            <w:pPr>
+              <w:spacing w:after="0" w:before="0"/>
+            </w:pPr>
+            <w:r>
+              <w:rPr>
+                <w:sz w:val="19"/>
+                <w:szCs w:val="19"/>
+              </w:rPr>
+              <w:t xml:space="preserve">El formato de la respuesta: cuatro campos, con los rangos ("2 a 5 ítems", "120-180 palabras") en las descripciones</w:t>
+            </w:r>
+          </w:p>
+        </w:tc>
+        <w:tc>
+          <w:tcPr>
+            <w:tcW w:type="dxa" w:w="1014"/>
+            <w:tcMar>
+              <w:top w:type="dxa" w:w="60"/>
+              <w:left w:type="dxa" w:w="110"/>
+              <w:bottom w:type="dxa" w:w="60"/>
+              <w:right w:type="dxa" w:w="110"/>
+            </w:tcMar>
+          </w:tcPr>
+          <w:p>
+            <w:pPr>
+              <w:spacing w:after="0" w:before="0"/>
+            </w:pPr>
+            <w:r>
+              <w:rPr>
+                <w:sz w:val="19"/>
+                <w:szCs w:val="19"/>
+              </w:rPr>
+              <w:t xml:space="preserve">Casi nunca</w:t>
+            </w:r>
+          </w:p>
+        </w:tc>
+      </w:tr>
+    </w:tbl>
+    <w:p>
+      <w:pPr>
+        <w:spacing w:after="140"/>
+      </w:pPr>
+    </w:p>
+    <w:p>
+      <w:pPr>
+        <w:spacing w:after="140" w:before="60" w:line="276"/>
+      </w:pPr>
+      <w:r>
+        <w:t xml:space="preserve">Las cinco decisiones que lo definen:</w:t>
+      </w:r>
+    </w:p>
+    <w:p>
+      <w:pPr>
+        <w:pStyle w:val="ListParagraph"/>
+        <w:numPr>
+          <w:ilvl w:val="0"/>
+          <w:numId w:val="2"/>
+        </w:numPr>
+        <w:spacing w:after="60" w:before="40" w:line="276"/>
+      </w:pPr>
+      <w:r>
+        <w:rPr>
+          <w:b/>
+          <w:bCs/>
+        </w:rPr>
+        <w:t xml:space="preserve">"No tenés que restar nada, usá las cifras como vienen".</w:t>
+      </w:r>
+      <w:r>
+        <w:t xml:space="preserve"> No alcanza con darle las altas calculadas: hay que cerrarle la puerta a que recalcule, porque si no "verifica" restando acumulados y cita su propia cuenta.</w:t>
+      </w:r>
+    </w:p>
+    <w:p>
+      <w:pPr>
+        <w:pStyle w:val="ListParagraph"/>
+        <w:numPr>
+          <w:ilvl w:val="0"/>
+          <w:numId w:val="2"/>
+        </w:numPr>
+        <w:spacing w:after="60" w:before="40" w:line="276"/>
+      </w:pPr>
+      <w:r>
+        <w:rPr>
+          <w:b/>
+          <w:bCs/>
+        </w:rPr>
+        <w:t xml:space="preserve">El glosario es data, no prompt.</w:t>
+      </w:r>
+      <w:r>
+        <w:t xml:space="preserve"> Vive en </w:t>
+      </w:r>
+      <w:r>
+        <w:rPr>
+          <w:rFonts w:ascii="Consolas" w:cs="Consolas" w:eastAsia="Consolas" w:hAnsi="Consolas"/>
+          <w:sz w:val="19"/>
+          <w:szCs w:val="19"/>
+          <w:shd w:fill="F4F4F4" w:val="clear"/>
+        </w:rPr>
+        <w:t xml:space="preserve">casos.py</w:t>
+      </w:r>
+      <w:r>
+        <w:t xml:space="preserve">, junto a las dimensiones y estados que explica. Es lo que evita que el modelo lea mal el vocabulario de un dominio, y lo que permite agregar un dominio sin tocar el prompt.</w:t>
+      </w:r>
+    </w:p>
+    <w:p>
+      <w:pPr>
+        <w:pStyle w:val="ListParagraph"/>
+        <w:numPr>
+          <w:ilvl w:val="0"/>
+          <w:numId w:val="2"/>
+        </w:numPr>
+        <w:spacing w:after="60" w:before="40" w:line="276"/>
+      </w:pPr>
+      <w:r>
+        <w:rPr>
+          <w:b/>
+          <w:bCs/>
+        </w:rPr>
+        <w:t xml:space="preserve">Cada regla de comparación tapa un error concreto</w:t>
+      </w:r>
+      <w:r>
+        <w:t xml:space="preserve">: que el acumulado siempre sube, que los promedios son un nivel y no el resultado de la semana, que la primera fila es la foto base, que con volúmenes chicos los porcentajes exageran, que </w:t>
+      </w:r>
+      <w:r>
+        <w:rPr>
+          <w:rFonts w:ascii="Consolas" w:cs="Consolas" w:eastAsia="Consolas" w:hAnsi="Consolas"/>
+          <w:sz w:val="19"/>
+          <w:szCs w:val="19"/>
+          <w:shd w:fill="F4F4F4" w:val="clear"/>
+        </w:rPr>
+        <w:t xml:space="preserve">SIN_DATO</w:t>
+      </w:r>
+      <w:r>
+        <w:t xml:space="preserve"> es un faltante.</w:t>
+      </w:r>
+    </w:p>
+    <w:p>
+      <w:pPr>
+        <w:pStyle w:val="ListParagraph"/>
+        <w:numPr>
+          <w:ilvl w:val="0"/>
+          <w:numId w:val="2"/>
+        </w:numPr>
+        <w:spacing w:after="60" w:before="40" w:line="276"/>
+      </w:pPr>
+      <w:r>
+        <w:rPr>
+          <w:b/>
+          <w:bCs/>
+        </w:rPr>
+        <w:t xml:space="preserve">El formato lo fija el esquema, no el texto.</w:t>
+      </w:r>
+      <w:r>
+        <w:t xml:space="preserve"> Structured outputs: la estructura no puede fallar y no hay que parsear markdown.</w:t>
+      </w:r>
+    </w:p>
+    <w:p>
+      <w:pPr>
+        <w:pStyle w:val="ListParagraph"/>
+        <w:numPr>
+          <w:ilvl w:val="0"/>
+          <w:numId w:val="2"/>
+        </w:numPr>
+        <w:spacing w:after="60" w:before="40" w:line="276"/>
+      </w:pPr>
+      <w:r>
+        <w:rPr>
+          <w:b/>
+          <w:bCs/>
+        </w:rPr>
+        <w:t xml:space="preserve">Los avisos los calcula el código.</w:t>
+      </w:r>
+      <w:r>
+        <w:t xml:space="preserve"> Si falta el snapshot de una semana, el prompt se lo dice al modelo en vez de dejar que invente una causa para el pico.</w:t>
+      </w:r>
+    </w:p>
+    <w:p>
+      <w:pPr>
+        <w:spacing w:after="140" w:before="60" w:line="276"/>
+      </w:pPr>
+      <w:r>
+        <w:t xml:space="preserve">Detalle completo, con el prompt real de ejemplo: sección 8 de la documentación técnica.</w:t>
       </w:r>
     </w:p>
     <w:p>
